--- a/Architise-Deployment-Guide.docx
+++ b/Architise-Deployment-Guide.docx
@@ -44,14 +44,22 @@
     <w:p/>
     <w:p>
       <w:pPr>
-        <w:spacing w:before="120" w:after="40"/>
-      </w:pPr>
-      <w:r>
-        <w:rPr>
-          <w:rFonts w:ascii="Calibri" w:hAnsi="Calibri"/>
+        <w:pStyle w:val="Geenafstand"/>
+        <w:rPr>
+          <w:rFonts w:ascii="Catamaran" w:hAnsi="Catamaran" w:cs="Catamaran"/>
           <w:b/>
-          <w:color w:val="191C2E"/>
+          <w:bCs/>
           <w:sz w:val="56"/>
+          <w:szCs w:val="56"/>
+        </w:rPr>
+      </w:pPr>
+      <w:r>
+        <w:rPr>
+          <w:rFonts w:ascii="Catamaran" w:hAnsi="Catamaran" w:cs="Catamaran"/>
+          <w:b/>
+          <w:bCs/>
+          <w:sz w:val="56"/>
+          <w:szCs w:val="56"/>
         </w:rPr>
         <w:t>Architise</w:t>
       </w:r>
@@ -690,6 +698,7 @@
                 <w:b/>
                 <w:sz w:val="20"/>
               </w:rPr>
+              <w:lastRenderedPageBreak/>
               <w:t>domain</w:t>
             </w:r>
           </w:p>
@@ -720,15 +729,7 @@
                 <w:rFonts w:ascii="Calibri" w:hAnsi="Calibri"/>
                 <w:sz w:val="20"/>
               </w:rPr>
-              <w:t xml:space="preserve">Exact hostname the tool is served from. Must match window.location.hostname precisely (no </w:t>
-            </w:r>
-            <w:r>
-              <w:rPr>
-                <w:rFonts w:ascii="Calibri" w:hAnsi="Calibri"/>
-                <w:sz w:val="20"/>
-              </w:rPr>
-              <w:lastRenderedPageBreak/>
-              <w:t>protocol, no trailing slash).</w:t>
+              <w:t>Exact hostname the tool is served from. Must match window.location.hostname precisely (no protocol, no trailing slash).</w:t>
             </w:r>
           </w:p>
         </w:tc>
@@ -746,7 +747,6 @@
                 <w:b/>
                 <w:sz w:val="20"/>
               </w:rPr>
-              <w:lastRenderedPageBreak/>
               <w:t>expires</w:t>
             </w:r>
           </w:p>
@@ -1275,6 +1275,7 @@
           <w:color w:val="2B2E45"/>
           <w:sz w:val="24"/>
         </w:rPr>
+        <w:lastRenderedPageBreak/>
         <w:t>3.4  Updating to a new version</w:t>
       </w:r>
     </w:p>
@@ -1289,7 +1290,6 @@
           <w:rFonts w:ascii="Calibri" w:hAnsi="Calibri"/>
           <w:b/>
         </w:rPr>
-        <w:lastRenderedPageBreak/>
         <w:t>Replace index.html</w:t>
       </w:r>
       <w:r>
@@ -1755,6 +1755,7 @@
           <w:color w:val="191C2E"/>
           <w:sz w:val="30"/>
         </w:rPr>
+        <w:lastRenderedPageBreak/>
         <w:t>5. Suggested Cost Structure</w:t>
       </w:r>
     </w:p>
@@ -1766,7 +1767,6 @@
         <w:rPr>
           <w:rFonts w:ascii="Calibri" w:hAnsi="Calibri"/>
         </w:rPr>
-        <w:lastRenderedPageBreak/>
         <w:t>The table below gives three pricing models you can mix and match depending on the customer type and relationship.</w:t>
       </w:r>
     </w:p>
@@ -2331,6 +2331,7 @@
           <w:rFonts w:ascii="Calibri" w:hAnsi="Calibri"/>
           <w:b/>
         </w:rPr>
+        <w:lastRenderedPageBreak/>
         <w:t>Ship the Docker image as a pre-built tarball</w:t>
       </w:r>
       <w:r>
@@ -2351,7 +2352,6 @@
           <w:color w:val="2B2E45"/>
           <w:sz w:val="24"/>
         </w:rPr>
-        <w:lastRenderedPageBreak/>
         <w:t>6.3  Technical hardening options (if needed)</w:t>
       </w:r>
     </w:p>
